--- a/ss1.docx
+++ b/ss1.docx
@@ -1905,8 +1905,31 @@
           <w:b/>
           <w:bCs/>
         </w:rPr>
-        <w:t xml:space="preserve"> User</w:t>
-      </w:r>
+        <w:t xml:space="preserve"> </w:t>
+      </w:r>
+      <w:proofErr w:type="spellStart"/>
+      <w:r>
+        <w:rPr>
+          <w:b/>
+          <w:bCs/>
+        </w:rPr>
+        <w:t>User</w:t>
+      </w:r>
+      <w:r>
+        <w:rPr>
+          <w:b/>
+          <w:bCs/>
+        </w:rPr>
+        <w:t>S</w:t>
+      </w:r>
+      <w:r>
+        <w:rPr>
+          <w:b/>
+          <w:bCs/>
+        </w:rPr>
+        <w:t>tories</w:t>
+      </w:r>
+      <w:proofErr w:type="spellEnd"/>
     </w:p>
     <w:p>
       <w:pPr>
@@ -6050,176 +6073,591 @@
         <w:t>:</w:t>
       </w:r>
     </w:p>
-    <w:p>
-      <w:pPr>
-        <w:pStyle w:val="ListParagraph"/>
-        <w:numPr>
-          <w:ilvl w:val="0"/>
-          <w:numId w:val="23"/>
-        </w:numPr>
-      </w:pPr>
-      <w:proofErr w:type="spellStart"/>
-      <w:r>
-        <w:t>Tìm</w:t>
-      </w:r>
-      <w:proofErr w:type="spellEnd"/>
-      <w:r>
-        <w:t xml:space="preserve"> </w:t>
-      </w:r>
-      <w:proofErr w:type="spellStart"/>
-      <w:r>
-        <w:t>kiếm</w:t>
-      </w:r>
-      <w:proofErr w:type="spellEnd"/>
-      <w:r>
-        <w:t xml:space="preserve"> </w:t>
-      </w:r>
-      <w:proofErr w:type="spellStart"/>
-      <w:r>
-        <w:t>phim</w:t>
-      </w:r>
-      <w:proofErr w:type="spellEnd"/>
-    </w:p>
-    <w:p>
-      <w:pPr>
-        <w:pStyle w:val="ListParagraph"/>
-        <w:numPr>
-          <w:ilvl w:val="0"/>
-          <w:numId w:val="23"/>
-        </w:numPr>
-      </w:pPr>
-      <w:r>
-        <w:t xml:space="preserve">Xem chi </w:t>
-      </w:r>
-      <w:proofErr w:type="spellStart"/>
-      <w:r>
-        <w:t>tiết</w:t>
-      </w:r>
-      <w:proofErr w:type="spellEnd"/>
-      <w:r>
-        <w:t xml:space="preserve"> </w:t>
-      </w:r>
-      <w:proofErr w:type="spellStart"/>
-      <w:r>
-        <w:t>phim</w:t>
-      </w:r>
-      <w:proofErr w:type="spellEnd"/>
-    </w:p>
-    <w:p>
-      <w:pPr>
-        <w:pStyle w:val="ListParagraph"/>
-        <w:numPr>
-          <w:ilvl w:val="0"/>
-          <w:numId w:val="23"/>
-        </w:numPr>
-      </w:pPr>
-      <w:proofErr w:type="spellStart"/>
-      <w:r>
-        <w:t>Chọn</w:t>
-      </w:r>
-      <w:proofErr w:type="spellEnd"/>
-      <w:r>
-        <w:t xml:space="preserve"> </w:t>
-      </w:r>
-      <w:proofErr w:type="spellStart"/>
-      <w:r>
-        <w:t>rạp</w:t>
-      </w:r>
-      <w:proofErr w:type="spellEnd"/>
-      <w:r>
-        <w:t xml:space="preserve"> </w:t>
-      </w:r>
-      <w:proofErr w:type="spellStart"/>
-      <w:r>
-        <w:t>và</w:t>
-      </w:r>
-      <w:proofErr w:type="spellEnd"/>
-      <w:r>
-        <w:t xml:space="preserve"> </w:t>
-      </w:r>
-      <w:proofErr w:type="spellStart"/>
-      <w:r>
-        <w:t>xuất</w:t>
-      </w:r>
-      <w:proofErr w:type="spellEnd"/>
-      <w:r>
-        <w:t xml:space="preserve"> </w:t>
-      </w:r>
-      <w:proofErr w:type="spellStart"/>
-      <w:r>
-        <w:t>chiếu</w:t>
-      </w:r>
-      <w:proofErr w:type="spellEnd"/>
-    </w:p>
-    <w:p>
-      <w:pPr>
-        <w:pStyle w:val="ListParagraph"/>
-        <w:numPr>
-          <w:ilvl w:val="0"/>
-          <w:numId w:val="23"/>
-        </w:numPr>
-      </w:pPr>
-      <w:proofErr w:type="spellStart"/>
-      <w:r>
-        <w:t>Chọn</w:t>
-      </w:r>
-      <w:proofErr w:type="spellEnd"/>
-      <w:r>
-        <w:t xml:space="preserve"> </w:t>
-      </w:r>
-      <w:proofErr w:type="spellStart"/>
-      <w:r>
-        <w:t>ghế</w:t>
-      </w:r>
-      <w:proofErr w:type="spellEnd"/>
-    </w:p>
-    <w:p>
-      <w:pPr>
-        <w:pStyle w:val="ListParagraph"/>
-        <w:numPr>
-          <w:ilvl w:val="0"/>
-          <w:numId w:val="23"/>
-        </w:numPr>
-      </w:pPr>
-      <w:r>
-        <w:t xml:space="preserve">Thanh </w:t>
-      </w:r>
-      <w:proofErr w:type="spellStart"/>
-      <w:r>
-        <w:t>toán</w:t>
-      </w:r>
-      <w:proofErr w:type="spellEnd"/>
-    </w:p>
-    <w:p>
-      <w:pPr>
-        <w:pStyle w:val="ListParagraph"/>
-        <w:numPr>
-          <w:ilvl w:val="0"/>
-          <w:numId w:val="23"/>
-        </w:numPr>
-      </w:pPr>
-      <w:proofErr w:type="spellStart"/>
-      <w:r>
-        <w:t>Nhận</w:t>
-      </w:r>
-      <w:proofErr w:type="spellEnd"/>
-      <w:r>
-        <w:t xml:space="preserve"> </w:t>
-      </w:r>
-      <w:proofErr w:type="spellStart"/>
-      <w:r>
-        <w:t>thông</w:t>
-      </w:r>
-      <w:proofErr w:type="spellEnd"/>
-      <w:r>
-        <w:t xml:space="preserve"> </w:t>
-      </w:r>
-      <w:proofErr w:type="spellStart"/>
-      <w:r>
-        <w:t>báo</w:t>
-      </w:r>
-      <w:proofErr w:type="spellEnd"/>
-    </w:p>
+    <w:tbl>
+      <w:tblPr>
+        <w:tblW w:w="9351" w:type="dxa"/>
+        <w:tblBorders>
+          <w:top w:val="single" w:sz="4" w:space="0" w:color="auto"/>
+          <w:left w:val="single" w:sz="4" w:space="0" w:color="auto"/>
+          <w:bottom w:val="single" w:sz="4" w:space="0" w:color="auto"/>
+          <w:right w:val="single" w:sz="4" w:space="0" w:color="auto"/>
+          <w:insideH w:val="single" w:sz="4" w:space="0" w:color="auto"/>
+          <w:insideV w:val="single" w:sz="4" w:space="0" w:color="auto"/>
+        </w:tblBorders>
+        <w:tblLook w:val="04A0" w:firstRow="1" w:lastRow="0" w:firstColumn="1" w:lastColumn="0" w:noHBand="0" w:noVBand="1"/>
+      </w:tblPr>
+      <w:tblGrid>
+        <w:gridCol w:w="1965"/>
+        <w:gridCol w:w="7386"/>
+      </w:tblGrid>
+      <w:tr>
+        <w:tc>
+          <w:tcPr>
+            <w:tcW w:w="1965" w:type="dxa"/>
+            <w:tcBorders>
+              <w:top w:val="single" w:sz="4" w:space="0" w:color="auto"/>
+              <w:left w:val="single" w:sz="4" w:space="0" w:color="auto"/>
+              <w:bottom w:val="single" w:sz="4" w:space="0" w:color="auto"/>
+              <w:right w:val="single" w:sz="4" w:space="0" w:color="auto"/>
+            </w:tcBorders>
+            <w:hideMark/>
+          </w:tcPr>
+          <w:p>
+            <w:r>
+              <w:t xml:space="preserve">Giai </w:t>
+            </w:r>
+            <w:proofErr w:type="spellStart"/>
+            <w:r>
+              <w:t>đoạn</w:t>
+            </w:r>
+            <w:proofErr w:type="spellEnd"/>
+          </w:p>
+        </w:tc>
+        <w:tc>
+          <w:tcPr>
+            <w:tcW w:w="7386" w:type="dxa"/>
+            <w:tcBorders>
+              <w:top w:val="single" w:sz="4" w:space="0" w:color="auto"/>
+              <w:left w:val="single" w:sz="4" w:space="0" w:color="auto"/>
+              <w:bottom w:val="single" w:sz="4" w:space="0" w:color="auto"/>
+              <w:right w:val="single" w:sz="4" w:space="0" w:color="auto"/>
+            </w:tcBorders>
+            <w:hideMark/>
+          </w:tcPr>
+          <w:p>
+            <w:proofErr w:type="spellStart"/>
+            <w:r>
+              <w:t>Hoạt</w:t>
+            </w:r>
+            <w:proofErr w:type="spellEnd"/>
+            <w:r>
+              <w:t xml:space="preserve"> </w:t>
+            </w:r>
+            <w:proofErr w:type="spellStart"/>
+            <w:r>
+              <w:t>động</w:t>
+            </w:r>
+            <w:proofErr w:type="spellEnd"/>
+          </w:p>
+        </w:tc>
+      </w:tr>
+      <w:tr>
+        <w:tc>
+          <w:tcPr>
+            <w:tcW w:w="1965" w:type="dxa"/>
+            <w:tcBorders>
+              <w:top w:val="single" w:sz="4" w:space="0" w:color="auto"/>
+              <w:left w:val="single" w:sz="4" w:space="0" w:color="auto"/>
+              <w:bottom w:val="single" w:sz="4" w:space="0" w:color="auto"/>
+              <w:right w:val="single" w:sz="4" w:space="0" w:color="auto"/>
+            </w:tcBorders>
+            <w:hideMark/>
+          </w:tcPr>
+          <w:p>
+            <w:proofErr w:type="spellStart"/>
+            <w:r>
+              <w:t>Khám</w:t>
+            </w:r>
+            <w:proofErr w:type="spellEnd"/>
+            <w:r>
+              <w:t xml:space="preserve"> </w:t>
+            </w:r>
+            <w:proofErr w:type="spellStart"/>
+            <w:r>
+              <w:t>phá</w:t>
+            </w:r>
+            <w:proofErr w:type="spellEnd"/>
+            <w:r>
+              <w:t xml:space="preserve"> </w:t>
+            </w:r>
+            <w:proofErr w:type="spellStart"/>
+            <w:r>
+              <w:t>phim</w:t>
+            </w:r>
+            <w:proofErr w:type="spellEnd"/>
+          </w:p>
+        </w:tc>
+        <w:tc>
+          <w:tcPr>
+            <w:tcW w:w="7386" w:type="dxa"/>
+            <w:tcBorders>
+              <w:top w:val="single" w:sz="4" w:space="0" w:color="auto"/>
+              <w:left w:val="single" w:sz="4" w:space="0" w:color="auto"/>
+              <w:bottom w:val="single" w:sz="4" w:space="0" w:color="auto"/>
+              <w:right w:val="single" w:sz="4" w:space="0" w:color="auto"/>
+            </w:tcBorders>
+            <w:hideMark/>
+          </w:tcPr>
+          <w:p>
+            <w:proofErr w:type="spellStart"/>
+            <w:r>
+              <w:t>Tìm</w:t>
+            </w:r>
+            <w:proofErr w:type="spellEnd"/>
+            <w:r>
+              <w:t xml:space="preserve"> </w:t>
+            </w:r>
+            <w:proofErr w:type="spellStart"/>
+            <w:r>
+              <w:t>kiếm</w:t>
+            </w:r>
+            <w:proofErr w:type="spellEnd"/>
+            <w:r>
+              <w:t xml:space="preserve"> </w:t>
+            </w:r>
+            <w:proofErr w:type="spellStart"/>
+            <w:r>
+              <w:t>phim</w:t>
+            </w:r>
+            <w:proofErr w:type="spellEnd"/>
+            <w:r>
+              <w:t xml:space="preserve"> </w:t>
+            </w:r>
+            <w:proofErr w:type="spellStart"/>
+            <w:r>
+              <w:t>theo</w:t>
+            </w:r>
+            <w:proofErr w:type="spellEnd"/>
+            <w:r>
+              <w:t xml:space="preserve"> </w:t>
+            </w:r>
+            <w:proofErr w:type="spellStart"/>
+            <w:r>
+              <w:t>tên</w:t>
+            </w:r>
+            <w:proofErr w:type="spellEnd"/>
+            <w:r>
+              <w:br/>
+            </w:r>
+            <w:proofErr w:type="spellStart"/>
+            <w:r>
+              <w:t>Tìm</w:t>
+            </w:r>
+            <w:proofErr w:type="spellEnd"/>
+            <w:r>
+              <w:t xml:space="preserve"> </w:t>
+            </w:r>
+            <w:proofErr w:type="spellStart"/>
+            <w:r>
+              <w:t>kiếm</w:t>
+            </w:r>
+            <w:proofErr w:type="spellEnd"/>
+            <w:r>
+              <w:t xml:space="preserve"> </w:t>
+            </w:r>
+            <w:proofErr w:type="spellStart"/>
+            <w:r>
+              <w:t>phim</w:t>
+            </w:r>
+            <w:proofErr w:type="spellEnd"/>
+            <w:r>
+              <w:t xml:space="preserve"> </w:t>
+            </w:r>
+            <w:proofErr w:type="spellStart"/>
+            <w:r>
+              <w:t>theo</w:t>
+            </w:r>
+            <w:proofErr w:type="spellEnd"/>
+            <w:r>
+              <w:t xml:space="preserve"> </w:t>
+            </w:r>
+            <w:proofErr w:type="spellStart"/>
+            <w:r>
+              <w:t>thể</w:t>
+            </w:r>
+            <w:proofErr w:type="spellEnd"/>
+            <w:r>
+              <w:t xml:space="preserve"> </w:t>
+            </w:r>
+            <w:proofErr w:type="spellStart"/>
+            <w:r>
+              <w:t>loại</w:t>
+            </w:r>
+            <w:proofErr w:type="spellEnd"/>
+            <w:r>
+              <w:br/>
+              <w:t xml:space="preserve">Xem </w:t>
+            </w:r>
+            <w:proofErr w:type="spellStart"/>
+            <w:r>
+              <w:t>thông</w:t>
+            </w:r>
+            <w:proofErr w:type="spellEnd"/>
+            <w:r>
+              <w:t xml:space="preserve"> tin chi </w:t>
+            </w:r>
+            <w:proofErr w:type="spellStart"/>
+            <w:r>
+              <w:t>tiết</w:t>
+            </w:r>
+            <w:proofErr w:type="spellEnd"/>
+            <w:r>
+              <w:t xml:space="preserve"> </w:t>
+            </w:r>
+            <w:proofErr w:type="spellStart"/>
+            <w:r>
+              <w:t>phim</w:t>
+            </w:r>
+            <w:proofErr w:type="spellEnd"/>
+            <w:r>
+              <w:br/>
+              <w:t xml:space="preserve">Xem </w:t>
+            </w:r>
+            <w:proofErr w:type="spellStart"/>
+            <w:r>
+              <w:t>lịch</w:t>
+            </w:r>
+            <w:proofErr w:type="spellEnd"/>
+            <w:r>
+              <w:t xml:space="preserve"> </w:t>
+            </w:r>
+            <w:proofErr w:type="spellStart"/>
+            <w:r>
+              <w:t>chiếu</w:t>
+            </w:r>
+            <w:proofErr w:type="spellEnd"/>
+            <w:r>
+              <w:t xml:space="preserve"> </w:t>
+            </w:r>
+            <w:proofErr w:type="spellStart"/>
+            <w:r>
+              <w:t>theo</w:t>
+            </w:r>
+            <w:proofErr w:type="spellEnd"/>
+            <w:r>
+              <w:t xml:space="preserve"> </w:t>
+            </w:r>
+            <w:proofErr w:type="spellStart"/>
+            <w:r>
+              <w:t>rạp</w:t>
+            </w:r>
+            <w:proofErr w:type="spellEnd"/>
+          </w:p>
+        </w:tc>
+      </w:tr>
+      <w:tr>
+        <w:tc>
+          <w:tcPr>
+            <w:tcW w:w="1965" w:type="dxa"/>
+            <w:tcBorders>
+              <w:top w:val="single" w:sz="4" w:space="0" w:color="auto"/>
+              <w:left w:val="single" w:sz="4" w:space="0" w:color="auto"/>
+              <w:bottom w:val="single" w:sz="4" w:space="0" w:color="auto"/>
+              <w:right w:val="single" w:sz="4" w:space="0" w:color="auto"/>
+            </w:tcBorders>
+            <w:hideMark/>
+          </w:tcPr>
+          <w:p>
+            <w:proofErr w:type="spellStart"/>
+            <w:r>
+              <w:t>Chọn</w:t>
+            </w:r>
+            <w:proofErr w:type="spellEnd"/>
+            <w:r>
+              <w:t xml:space="preserve"> </w:t>
+            </w:r>
+            <w:proofErr w:type="spellStart"/>
+            <w:r>
+              <w:t>suất</w:t>
+            </w:r>
+            <w:proofErr w:type="spellEnd"/>
+            <w:r>
+              <w:t xml:space="preserve"> </w:t>
+            </w:r>
+            <w:proofErr w:type="spellStart"/>
+            <w:r>
+              <w:t>chiếu</w:t>
+            </w:r>
+            <w:proofErr w:type="spellEnd"/>
+          </w:p>
+        </w:tc>
+        <w:tc>
+          <w:tcPr>
+            <w:tcW w:w="7386" w:type="dxa"/>
+            <w:tcBorders>
+              <w:top w:val="single" w:sz="4" w:space="0" w:color="auto"/>
+              <w:left w:val="single" w:sz="4" w:space="0" w:color="auto"/>
+              <w:bottom w:val="single" w:sz="4" w:space="0" w:color="auto"/>
+              <w:right w:val="single" w:sz="4" w:space="0" w:color="auto"/>
+            </w:tcBorders>
+            <w:hideMark/>
+          </w:tcPr>
+          <w:p>
+            <w:proofErr w:type="spellStart"/>
+            <w:r>
+              <w:t>Chọn</w:t>
+            </w:r>
+            <w:proofErr w:type="spellEnd"/>
+            <w:r>
+              <w:t xml:space="preserve"> </w:t>
+            </w:r>
+            <w:proofErr w:type="spellStart"/>
+            <w:r>
+              <w:t>rạp</w:t>
+            </w:r>
+            <w:proofErr w:type="spellEnd"/>
+            <w:r>
+              <w:br/>
+            </w:r>
+            <w:proofErr w:type="spellStart"/>
+            <w:r>
+              <w:t>Chọn</w:t>
+            </w:r>
+            <w:proofErr w:type="spellEnd"/>
+            <w:r>
+              <w:t xml:space="preserve"> </w:t>
+            </w:r>
+            <w:proofErr w:type="spellStart"/>
+            <w:r>
+              <w:t>suất</w:t>
+            </w:r>
+            <w:proofErr w:type="spellEnd"/>
+            <w:r>
+              <w:t xml:space="preserve"> </w:t>
+            </w:r>
+            <w:proofErr w:type="spellStart"/>
+            <w:r>
+              <w:t>chiếu</w:t>
+            </w:r>
+            <w:proofErr w:type="spellEnd"/>
+            <w:r>
+              <w:br/>
+            </w:r>
+            <w:proofErr w:type="spellStart"/>
+            <w:r>
+              <w:t>Chọn</w:t>
+            </w:r>
+            <w:proofErr w:type="spellEnd"/>
+            <w:r>
+              <w:t xml:space="preserve"> </w:t>
+            </w:r>
+            <w:proofErr w:type="spellStart"/>
+            <w:r>
+              <w:t>ghế</w:t>
+            </w:r>
+            <w:proofErr w:type="spellEnd"/>
+          </w:p>
+        </w:tc>
+      </w:tr>
+      <w:tr>
+        <w:tc>
+          <w:tcPr>
+            <w:tcW w:w="1965" w:type="dxa"/>
+            <w:tcBorders>
+              <w:top w:val="single" w:sz="4" w:space="0" w:color="auto"/>
+              <w:left w:val="single" w:sz="4" w:space="0" w:color="auto"/>
+              <w:bottom w:val="single" w:sz="4" w:space="0" w:color="auto"/>
+              <w:right w:val="single" w:sz="4" w:space="0" w:color="auto"/>
+            </w:tcBorders>
+            <w:hideMark/>
+          </w:tcPr>
+          <w:p>
+            <w:r>
+              <w:t xml:space="preserve">Thanh </w:t>
+            </w:r>
+            <w:proofErr w:type="spellStart"/>
+            <w:r>
+              <w:t>toán</w:t>
+            </w:r>
+            <w:proofErr w:type="spellEnd"/>
+          </w:p>
+        </w:tc>
+        <w:tc>
+          <w:tcPr>
+            <w:tcW w:w="7386" w:type="dxa"/>
+            <w:tcBorders>
+              <w:top w:val="single" w:sz="4" w:space="0" w:color="auto"/>
+              <w:left w:val="single" w:sz="4" w:space="0" w:color="auto"/>
+              <w:bottom w:val="single" w:sz="4" w:space="0" w:color="auto"/>
+              <w:right w:val="single" w:sz="4" w:space="0" w:color="auto"/>
+            </w:tcBorders>
+            <w:hideMark/>
+          </w:tcPr>
+          <w:p>
+            <w:r>
+              <w:t xml:space="preserve">Thanh </w:t>
+            </w:r>
+            <w:proofErr w:type="spellStart"/>
+            <w:r>
+              <w:t>toán</w:t>
+            </w:r>
+            <w:proofErr w:type="spellEnd"/>
+            <w:r>
+              <w:t xml:space="preserve"> </w:t>
+            </w:r>
+            <w:proofErr w:type="spellStart"/>
+            <w:r>
+              <w:t>trực</w:t>
+            </w:r>
+            <w:proofErr w:type="spellEnd"/>
+            <w:r>
+              <w:t xml:space="preserve"> </w:t>
+            </w:r>
+            <w:proofErr w:type="spellStart"/>
+            <w:r>
+              <w:t>tuyến</w:t>
+            </w:r>
+            <w:proofErr w:type="spellEnd"/>
+            <w:r>
+              <w:br/>
+            </w:r>
+            <w:proofErr w:type="spellStart"/>
+            <w:r>
+              <w:t>Nhận</w:t>
+            </w:r>
+            <w:proofErr w:type="spellEnd"/>
+            <w:r>
+              <w:t xml:space="preserve"> </w:t>
+            </w:r>
+            <w:proofErr w:type="spellStart"/>
+            <w:r>
+              <w:t>vé</w:t>
+            </w:r>
+            <w:proofErr w:type="spellEnd"/>
+            <w:r>
+              <w:t xml:space="preserve"> </w:t>
+            </w:r>
+            <w:proofErr w:type="spellStart"/>
+            <w:r>
+              <w:t>điện</w:t>
+            </w:r>
+            <w:proofErr w:type="spellEnd"/>
+            <w:r>
+              <w:t xml:space="preserve"> </w:t>
+            </w:r>
+            <w:proofErr w:type="spellStart"/>
+            <w:r>
+              <w:t>tử</w:t>
+            </w:r>
+            <w:proofErr w:type="spellEnd"/>
+          </w:p>
+        </w:tc>
+      </w:tr>
+      <w:tr>
+        <w:tc>
+          <w:tcPr>
+            <w:tcW w:w="1965" w:type="dxa"/>
+            <w:tcBorders>
+              <w:top w:val="single" w:sz="4" w:space="0" w:color="auto"/>
+              <w:left w:val="single" w:sz="4" w:space="0" w:color="auto"/>
+              <w:bottom w:val="single" w:sz="4" w:space="0" w:color="auto"/>
+              <w:right w:val="single" w:sz="4" w:space="0" w:color="auto"/>
+            </w:tcBorders>
+            <w:hideMark/>
+          </w:tcPr>
+          <w:p>
+            <w:r>
+              <w:t xml:space="preserve">Sau </w:t>
+            </w:r>
+            <w:proofErr w:type="spellStart"/>
+            <w:r>
+              <w:t>khi</w:t>
+            </w:r>
+            <w:proofErr w:type="spellEnd"/>
+            <w:r>
+              <w:t xml:space="preserve"> </w:t>
+            </w:r>
+            <w:proofErr w:type="spellStart"/>
+            <w:r>
+              <w:t>xem</w:t>
+            </w:r>
+            <w:proofErr w:type="spellEnd"/>
+            <w:r>
+              <w:t xml:space="preserve"> </w:t>
+            </w:r>
+            <w:proofErr w:type="spellStart"/>
+            <w:r>
+              <w:t>phim</w:t>
+            </w:r>
+            <w:proofErr w:type="spellEnd"/>
+          </w:p>
+        </w:tc>
+        <w:tc>
+          <w:tcPr>
+            <w:tcW w:w="7386" w:type="dxa"/>
+            <w:tcBorders>
+              <w:top w:val="single" w:sz="4" w:space="0" w:color="auto"/>
+              <w:left w:val="single" w:sz="4" w:space="0" w:color="auto"/>
+              <w:bottom w:val="single" w:sz="4" w:space="0" w:color="auto"/>
+              <w:right w:val="single" w:sz="4" w:space="0" w:color="auto"/>
+            </w:tcBorders>
+            <w:hideMark/>
+          </w:tcPr>
+          <w:p>
+            <w:proofErr w:type="spellStart"/>
+            <w:r>
+              <w:t>Nhận</w:t>
+            </w:r>
+            <w:proofErr w:type="spellEnd"/>
+            <w:r>
+              <w:t xml:space="preserve"> </w:t>
+            </w:r>
+            <w:proofErr w:type="spellStart"/>
+            <w:r>
+              <w:t>thông</w:t>
+            </w:r>
+            <w:proofErr w:type="spellEnd"/>
+            <w:r>
+              <w:t xml:space="preserve"> </w:t>
+            </w:r>
+            <w:proofErr w:type="spellStart"/>
+            <w:r>
+              <w:t>báo</w:t>
+            </w:r>
+            <w:proofErr w:type="spellEnd"/>
+            <w:r>
+              <w:t xml:space="preserve"> </w:t>
+            </w:r>
+            <w:proofErr w:type="spellStart"/>
+            <w:r>
+              <w:t>phim</w:t>
+            </w:r>
+            <w:proofErr w:type="spellEnd"/>
+            <w:r>
+              <w:t xml:space="preserve"> </w:t>
+            </w:r>
+            <w:proofErr w:type="spellStart"/>
+            <w:r>
+              <w:t>mới</w:t>
+            </w:r>
+            <w:proofErr w:type="spellEnd"/>
+            <w:r>
+              <w:br/>
+              <w:t xml:space="preserve">Xem </w:t>
+            </w:r>
+            <w:proofErr w:type="spellStart"/>
+            <w:r>
+              <w:t>lịch</w:t>
+            </w:r>
+            <w:proofErr w:type="spellEnd"/>
+            <w:r>
+              <w:t xml:space="preserve"> </w:t>
+            </w:r>
+            <w:proofErr w:type="spellStart"/>
+            <w:r>
+              <w:t>sử</w:t>
+            </w:r>
+            <w:proofErr w:type="spellEnd"/>
+            <w:r>
+              <w:t xml:space="preserve"> </w:t>
+            </w:r>
+            <w:proofErr w:type="spellStart"/>
+            <w:r>
+              <w:t>đặt</w:t>
+            </w:r>
+            <w:proofErr w:type="spellEnd"/>
+            <w:r>
+              <w:t xml:space="preserve"> </w:t>
+            </w:r>
+            <w:proofErr w:type="spellStart"/>
+            <w:r>
+              <w:t>vé</w:t>
+            </w:r>
+            <w:proofErr w:type="spellEnd"/>
+          </w:p>
+        </w:tc>
+      </w:tr>
+    </w:tbl>
     <w:p>
       <w:pPr>
         <w:pStyle w:val="ListParagraph"/>
@@ -6261,6 +6699,7 @@
           </w:tcPr>
           <w:p>
             <w:r>
+              <w:lastRenderedPageBreak/>
               <w:t>User Stories</w:t>
             </w:r>
           </w:p>
@@ -7416,7 +7855,6 @@
           <w:p>
             <w:proofErr w:type="spellStart"/>
             <w:r>
-              <w:lastRenderedPageBreak/>
               <w:t>Tôi</w:t>
             </w:r>
             <w:proofErr w:type="spellEnd"/>
@@ -9002,6 +9440,7 @@
       </w:pPr>
       <w:proofErr w:type="spellStart"/>
       <w:r>
+        <w:lastRenderedPageBreak/>
         <w:t>Hôm</w:t>
       </w:r>
       <w:proofErr w:type="spellEnd"/>
@@ -9617,7 +10056,6 @@
         </w:numPr>
       </w:pPr>
       <w:r>
-        <w:lastRenderedPageBreak/>
         <w:t xml:space="preserve">Dev 2 </w:t>
       </w:r>
       <w:proofErr w:type="spellStart"/>
